--- a/docs/Laxura_PDP_rules.docx
+++ b/docs/Laxura_PDP_rules.docx
@@ -1,6 +1,6 @@
 
 <file path=word/document.xml><?xml version="1.0" encoding="utf-8"?>
-<w:document xmlns:wpc="http://schemas.microsoft.com/office/word/2010/wordprocessingCanvas" xmlns:cx="http://schemas.microsoft.com/office/drawing/2014/chartex" xmlns:cx1="http://schemas.microsoft.com/office/drawing/2015/9/8/chartex" xmlns:cx2="http://schemas.microsoft.com/office/drawing/2015/10/21/chartex" xmlns:cx3="http://schemas.microsoft.com/office/drawing/2016/5/9/chartex" xmlns:cx4="http://schemas.microsoft.com/office/drawing/2016/5/10/chartex" xmlns:cx5="http://schemas.microsoft.com/office/drawing/2016/5/11/chartex" xmlns:cx6="http://schemas.microsoft.com/office/drawing/2016/5/12/chartex" xmlns:cx7="http://schemas.microsoft.com/office/drawing/2016/5/13/chartex" xmlns:cx8="http://schemas.microsoft.com/office/drawing/2016/5/14/chartex" xmlns:mc="http://schemas.openxmlformats.org/markup-compatibility/2006" xmlns:aink="http://schemas.microsoft.com/office/drawing/2016/ink" xmlns:am3d="http://schemas.microsoft.com/office/drawing/2017/model3d" xmlns:o="urn:schemas-microsoft-com:office:office" xmlns:oel="http://schemas.microsoft.com/office/2019/extlst" xmlns:r="http://schemas.openxmlformats.org/officeDocument/2006/relationships" xmlns:m="http://schemas.openxmlformats.org/officeDocument/2006/math" xmlns:v="urn:schemas-microsoft-com:vml" xmlns:wp14="http://schemas.microsoft.com/office/word/2010/wordprocessingDrawing" xmlns:wp="http://schemas.openxmlformats.org/drawingml/2006/wordprocessingDrawing" xmlns:w10="urn:schemas-microsoft-com:office:word" xmlns:w="http://schemas.openxmlformats.org/wordprocessingml/2006/main" xmlns:w14="http://schemas.microsoft.com/office/word/2010/wordml" xmlns:w15="http://schemas.microsoft.com/office/word/2012/wordml" xmlns:w16cex="http://schemas.microsoft.com/office/word/2018/wordml/cex" xmlns:w16cid="http://schemas.microsoft.com/office/word/2016/wordml/cid" xmlns:w16="http://schemas.microsoft.com/office/word/2018/wordml" xmlns:w16sdtdh="http://schemas.microsoft.com/office/word/2020/wordml/sdtdatahash" xmlns:w16se="http://schemas.microsoft.com/office/word/2015/wordml/symex" xmlns:wpg="http://schemas.microsoft.com/office/word/2010/wordprocessingGroup" xmlns:wpi="http://schemas.microsoft.com/office/word/2010/wordprocessingInk" xmlns:wne="http://schemas.microsoft.com/office/word/2006/wordml" xmlns:wps="http://schemas.microsoft.com/office/word/2010/wordprocessingShape" mc:Ignorable="w14 w15 w16se w16cid w16 w16cex w16sdtdh wp14">
+<w:document xmlns:wpc="http://schemas.microsoft.com/office/word/2010/wordprocessingCanvas" xmlns:cx="http://schemas.microsoft.com/office/drawing/2014/chartex" xmlns:cx1="http://schemas.microsoft.com/office/drawing/2015/9/8/chartex" xmlns:cx2="http://schemas.microsoft.com/office/drawing/2015/10/21/chartex" xmlns:cx3="http://schemas.microsoft.com/office/drawing/2016/5/9/chartex" xmlns:cx4="http://schemas.microsoft.com/office/drawing/2016/5/10/chartex" xmlns:cx5="http://schemas.microsoft.com/office/drawing/2016/5/11/chartex" xmlns:cx6="http://schemas.microsoft.com/office/drawing/2016/5/12/chartex" xmlns:cx7="http://schemas.microsoft.com/office/drawing/2016/5/13/chartex" xmlns:cx8="http://schemas.microsoft.com/office/drawing/2016/5/14/chartex" xmlns:mc="http://schemas.openxmlformats.org/markup-compatibility/2006" xmlns:aink="http://schemas.microsoft.com/office/drawing/2016/ink" xmlns:am3d="http://schemas.microsoft.com/office/drawing/2017/model3d" xmlns:o="urn:schemas-microsoft-com:office:office" xmlns:oel="http://schemas.microsoft.com/office/2019/extlst" xmlns:r="http://schemas.openxmlformats.org/officeDocument/2006/relationships" xmlns:m="http://schemas.openxmlformats.org/officeDocument/2006/math" xmlns:v="urn:schemas-microsoft-com:vml" xmlns:wp14="http://schemas.microsoft.com/office/word/2010/wordprocessingDrawing" xmlns:wp="http://schemas.openxmlformats.org/drawingml/2006/wordprocessingDrawing" xmlns:w10="urn:schemas-microsoft-com:office:word" xmlns:w="http://schemas.openxmlformats.org/wordprocessingml/2006/main" xmlns:w14="http://schemas.microsoft.com/office/word/2010/wordml" xmlns:w15="http://schemas.microsoft.com/office/word/2012/wordml" xmlns:w16cex="http://schemas.microsoft.com/office/word/2018/wordml/cex" xmlns:w16cid="http://schemas.microsoft.com/office/word/2016/wordml/cid" xmlns:w16="http://schemas.microsoft.com/office/word/2018/wordml" xmlns:w16du="http://schemas.microsoft.com/office/word/2023/wordml/word16du" xmlns:w16sdtdh="http://schemas.microsoft.com/office/word/2020/wordml/sdtdatahash" xmlns:w16sdtfl="http://schemas.microsoft.com/office/word/2024/wordml/sdtformatlock" xmlns:w16se="http://schemas.microsoft.com/office/word/2015/wordml/symex" xmlns:wpg="http://schemas.microsoft.com/office/word/2010/wordprocessingGroup" xmlns:wpi="http://schemas.microsoft.com/office/word/2010/wordprocessingInk" xmlns:wne="http://schemas.microsoft.com/office/word/2006/wordml" xmlns:wps="http://schemas.microsoft.com/office/word/2010/wordprocessingShape" mc:Ignorable="w14 w15 w16se w16cid w16 w16cex w16sdtdh w16sdtfl w16du wp14">
   <w:body>
     <w:p>
       <w:pPr>
@@ -114,7 +114,7 @@
           </mc:Choice>
           <mc:Fallback>
             <w:pict>
-              <v:rect w14:anchorId="0C19DEF1" id="Rectangle 20" o:spid="_x0000_s1026" style="width:468pt;height:.1pt;visibility:visible;mso-wrap-style:square;mso-left-percent:-10001;mso-top-percent:-10001;mso-position-horizontal:absolute;mso-position-horizontal-relative:char;mso-position-vertical:absolute;mso-position-vertical-relative:line;mso-left-percent:-10001;mso-top-percent:-10001;v-text-anchor:top" o:gfxdata="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" filled="f">
+              <v:rect w14:anchorId="0C19DEF1" id="Rectangle 20" o:spid="_x0000_s1026" style="width:468pt;height:.1pt;visibility:visible;mso-wrap-style:square;mso-left-percent:-10001;mso-top-percent:-10001;mso-position-horizontal:absolute;mso-position-horizontal-relative:char;mso-position-vertical:absolute;mso-position-vertical-relative:line;mso-left-percent:-10001;mso-top-percent:-10001;v-text-anchor:top" o:gfxdata="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" filled="f">
                 <w10:anchorlock/>
               </v:rect>
             </w:pict>
@@ -412,7 +412,7 @@
           </mc:Choice>
           <mc:Fallback>
             <w:pict>
-              <v:rect w14:anchorId="07B5C87F" id="Rectangle 19" o:spid="_x0000_s1026" style="width:468pt;height:.1pt;visibility:visible;mso-wrap-style:square;mso-left-percent:-10001;mso-top-percent:-10001;mso-position-horizontal:absolute;mso-position-horizontal-relative:char;mso-position-vertical:absolute;mso-position-vertical-relative:line;mso-left-percent:-10001;mso-top-percent:-10001;v-text-anchor:top" o:gfxdata="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" filled="f">
+              <v:rect w14:anchorId="07B5C87F" id="Rectangle 19" o:spid="_x0000_s1026" style="width:468pt;height:.1pt;visibility:visible;mso-wrap-style:square;mso-left-percent:-10001;mso-top-percent:-10001;mso-position-horizontal:absolute;mso-position-horizontal-relative:char;mso-position-vertical:absolute;mso-position-vertical-relative:line;mso-left-percent:-10001;mso-top-percent:-10001;v-text-anchor:top" o:gfxdata="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" filled="f">
                 <w10:anchorlock/>
               </v:rect>
             </w:pict>
@@ -609,7 +609,7 @@
           </mc:Choice>
           <mc:Fallback>
             <w:pict>
-              <v:rect w14:anchorId="7D86E7B1" id="Rectangle 18" o:spid="_x0000_s1026" style="width:468pt;height:.1pt;visibility:visible;mso-wrap-style:square;mso-left-percent:-10001;mso-top-percent:-10001;mso-position-horizontal:absolute;mso-position-horizontal-relative:char;mso-position-vertical:absolute;mso-position-vertical-relative:line;mso-left-percent:-10001;mso-top-percent:-10001;v-text-anchor:top" o:gfxdata="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" filled="f">
+              <v:rect w14:anchorId="7D86E7B1" id="Rectangle 18" o:spid="_x0000_s1026" style="width:468pt;height:.1pt;visibility:visible;mso-wrap-style:square;mso-left-percent:-10001;mso-top-percent:-10001;mso-position-horizontal:absolute;mso-position-horizontal-relative:char;mso-position-vertical:absolute;mso-position-vertical-relative:line;mso-left-percent:-10001;mso-top-percent:-10001;v-text-anchor:top" o:gfxdata="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" filled="f">
                 <w10:anchorlock/>
               </v:rect>
             </w:pict>
@@ -825,7 +825,7 @@
           </mc:Choice>
           <mc:Fallback>
             <w:pict>
-              <v:rect w14:anchorId="55892AD4" id="Rectangle 17" o:spid="_x0000_s1026" style="width:468pt;height:.1pt;visibility:visible;mso-wrap-style:square;mso-left-percent:-10001;mso-top-percent:-10001;mso-position-horizontal:absolute;mso-position-horizontal-relative:char;mso-position-vertical:absolute;mso-position-vertical-relative:line;mso-left-percent:-10001;mso-top-percent:-10001;v-text-anchor:top" o:gfxdata="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" filled="f">
+              <v:rect w14:anchorId="55892AD4" id="Rectangle 17" o:spid="_x0000_s1026" style="width:468pt;height:.1pt;visibility:visible;mso-wrap-style:square;mso-left-percent:-10001;mso-top-percent:-10001;mso-position-horizontal:absolute;mso-position-horizontal-relative:char;mso-position-vertical:absolute;mso-position-vertical-relative:line;mso-left-percent:-10001;mso-top-percent:-10001;v-text-anchor:top" o:gfxdata="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" filled="f">
                 <w10:anchorlock/>
               </v:rect>
             </w:pict>
@@ -927,7 +927,7 @@
           </mc:Choice>
           <mc:Fallback>
             <w:pict>
-              <v:rect w14:anchorId="7CA9A65B" id="Rectangle 16" o:spid="_x0000_s1026" style="width:468pt;height:.1pt;visibility:visible;mso-wrap-style:square;mso-left-percent:-10001;mso-top-percent:-10001;mso-position-horizontal:absolute;mso-position-horizontal-relative:char;mso-position-vertical:absolute;mso-position-vertical-relative:line;mso-left-percent:-10001;mso-top-percent:-10001;v-text-anchor:top" o:gfxdata="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" filled="f">
+              <v:rect w14:anchorId="7CA9A65B" id="Rectangle 16" o:spid="_x0000_s1026" style="width:468pt;height:.1pt;visibility:visible;mso-wrap-style:square;mso-left-percent:-10001;mso-top-percent:-10001;mso-position-horizontal:absolute;mso-position-horizontal-relative:char;mso-position-vertical:absolute;mso-position-vertical-relative:line;mso-left-percent:-10001;mso-top-percent:-10001;v-text-anchor:top" o:gfxdata="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" filled="f">
                 <w10:anchorlock/>
               </v:rect>
             </w:pict>
@@ -1012,7 +1012,21 @@
         <w:rPr>
           <w:rStyle w:val="HTMLCode"/>
         </w:rPr>
-        <w:t>aspect-ratio: var(--product-media-ratio);</w:t>
+        <w:t xml:space="preserve">aspect-ratio: </w:t>
+      </w:r>
+      <w:proofErr w:type="gramStart"/>
+      <w:r>
+        <w:rPr>
+          <w:rStyle w:val="HTMLCode"/>
+        </w:rPr>
+        <w:t>var(</w:t>
+      </w:r>
+      <w:proofErr w:type="gramEnd"/>
+      <w:r>
+        <w:rPr>
+          <w:rStyle w:val="HTMLCode"/>
+        </w:rPr>
+        <w:t>--product-media-ratio);</w:t>
       </w:r>
     </w:p>
     <w:p>
@@ -1121,7 +1135,6 @@
           <w:rFonts w:eastAsia="Times New Roman"/>
           <w:noProof/>
         </w:rPr>
-        <w:lastRenderedPageBreak/>
         <mc:AlternateContent>
           <mc:Choice Requires="wps">
             <w:drawing>
@@ -1175,7 +1188,7 @@
           </mc:Choice>
           <mc:Fallback>
             <w:pict>
-              <v:rect w14:anchorId="2FB5DAE6" id="Rectangle 15" o:spid="_x0000_s1026" style="width:468pt;height:.1pt;visibility:visible;mso-wrap-style:square;mso-left-percent:-10001;mso-top-percent:-10001;mso-position-horizontal:absolute;mso-position-horizontal-relative:char;mso-position-vertical:absolute;mso-position-vertical-relative:line;mso-left-percent:-10001;mso-top-percent:-10001;v-text-anchor:top" o:gfxdata="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" filled="f">
+              <v:rect w14:anchorId="2FB5DAE6" id="Rectangle 15" o:spid="_x0000_s1026" style="width:468pt;height:.1pt;visibility:visible;mso-wrap-style:square;mso-left-percent:-10001;mso-top-percent:-10001;mso-position-horizontal:absolute;mso-position-horizontal-relative:char;mso-position-vertical:absolute;mso-position-vertical-relative:line;mso-left-percent:-10001;mso-top-percent:-10001;v-text-anchor:top" o:gfxdata="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" filled="f">
                 <w10:anchorlock/>
               </v:rect>
             </w:pict>
@@ -1490,7 +1503,7 @@
           </mc:Choice>
           <mc:Fallback>
             <w:pict>
-              <v:rect w14:anchorId="70FF891E" id="Rectangle 14" o:spid="_x0000_s1026" style="width:468pt;height:.1pt;visibility:visible;mso-wrap-style:square;mso-left-percent:-10001;mso-top-percent:-10001;mso-position-horizontal:absolute;mso-position-horizontal-relative:char;mso-position-vertical:absolute;mso-position-vertical-relative:line;mso-left-percent:-10001;mso-top-percent:-10001;v-text-anchor:top" o:gfxdata="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" filled="f">
+              <v:rect w14:anchorId="70FF891E" id="Rectangle 14" o:spid="_x0000_s1026" style="width:468pt;height:.1pt;visibility:visible;mso-wrap-style:square;mso-left-percent:-10001;mso-top-percent:-10001;mso-position-horizontal:absolute;mso-position-horizontal-relative:char;mso-position-vertical:absolute;mso-position-vertical-relative:line;mso-left-percent:-10001;mso-top-percent:-10001;v-text-anchor:top" o:gfxdata="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" filled="f">
                 <w10:anchorlock/>
               </v:rect>
             </w:pict>
@@ -1584,7 +1597,7 @@
           </mc:Choice>
           <mc:Fallback>
             <w:pict>
-              <v:rect w14:anchorId="3796396E" id="Rectangle 13" o:spid="_x0000_s1026" style="width:468pt;height:.1pt;visibility:visible;mso-wrap-style:square;mso-left-percent:-10001;mso-top-percent:-10001;mso-position-horizontal:absolute;mso-position-horizontal-relative:char;mso-position-vertical:absolute;mso-position-vertical-relative:line;mso-left-percent:-10001;mso-top-percent:-10001;v-text-anchor:top" o:gfxdata="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" filled="f">
+              <v:rect w14:anchorId="3796396E" id="Rectangle 13" o:spid="_x0000_s1026" style="width:468pt;height:.1pt;visibility:visible;mso-wrap-style:square;mso-left-percent:-10001;mso-top-percent:-10001;mso-position-horizontal:absolute;mso-position-horizontal-relative:char;mso-position-vertical:absolute;mso-position-vertical-relative:line;mso-left-percent:-10001;mso-top-percent:-10001;v-text-anchor:top" o:gfxdata="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" filled="f">
                 <w10:anchorlock/>
               </v:rect>
             </w:pict>
@@ -1651,7 +1664,6 @@
         <w:rPr>
           <w:rFonts w:eastAsia="Times New Roman"/>
         </w:rPr>
-        <w:lastRenderedPageBreak/>
         <w:t>Small text.</w:t>
       </w:r>
     </w:p>
@@ -1738,7 +1750,7 @@
           </mc:Choice>
           <mc:Fallback>
             <w:pict>
-              <v:rect w14:anchorId="00115B24" id="Rectangle 12" o:spid="_x0000_s1026" style="width:468pt;height:.1pt;visibility:visible;mso-wrap-style:square;mso-left-percent:-10001;mso-top-percent:-10001;mso-position-horizontal:absolute;mso-position-horizontal-relative:char;mso-position-vertical:absolute;mso-position-vertical-relative:line;mso-left-percent:-10001;mso-top-percent:-10001;v-text-anchor:top" o:gfxdata="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" filled="f">
+              <v:rect w14:anchorId="00115B24" id="Rectangle 12" o:spid="_x0000_s1026" style="width:468pt;height:.1pt;visibility:visible;mso-wrap-style:square;mso-left-percent:-10001;mso-top-percent:-10001;mso-position-horizontal:absolute;mso-position-horizontal-relative:char;mso-position-vertical:absolute;mso-position-vertical-relative:line;mso-left-percent:-10001;mso-top-percent:-10001;v-text-anchor:top" o:gfxdata="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" filled="f">
                 <w10:anchorlock/>
               </v:rect>
             </w:pict>
@@ -1891,7 +1903,7 @@
           </mc:Choice>
           <mc:Fallback>
             <w:pict>
-              <v:rect w14:anchorId="45C7EE20" id="Rectangle 11" o:spid="_x0000_s1026" style="width:468pt;height:.1pt;visibility:visible;mso-wrap-style:square;mso-left-percent:-10001;mso-top-percent:-10001;mso-position-horizontal:absolute;mso-position-horizontal-relative:char;mso-position-vertical:absolute;mso-position-vertical-relative:line;mso-left-percent:-10001;mso-top-percent:-10001;v-text-anchor:top" o:gfxdata="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" filled="f">
+              <v:rect w14:anchorId="45C7EE20" id="Rectangle 11" o:spid="_x0000_s1026" style="width:468pt;height:.1pt;visibility:visible;mso-wrap-style:square;mso-left-percent:-10001;mso-top-percent:-10001;mso-position-horizontal:absolute;mso-position-horizontal-relative:char;mso-position-vertical:absolute;mso-position-vertical-relative:line;mso-left-percent:-10001;mso-top-percent:-10001;v-text-anchor:top" o:gfxdata="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" filled="f">
                 <w10:anchorlock/>
               </v:rect>
             </w:pict>
@@ -1954,7 +1966,21 @@
         <w:rPr>
           <w:rStyle w:val="HTMLCode"/>
         </w:rPr>
-        <w:t>$59  →  $49</w:t>
+        <w:t>$</w:t>
+      </w:r>
+      <w:proofErr w:type="gramStart"/>
+      <w:r>
+        <w:rPr>
+          <w:rStyle w:val="HTMLCode"/>
+        </w:rPr>
+        <w:t>59  →</w:t>
+      </w:r>
+      <w:proofErr w:type="gramEnd"/>
+      <w:r>
+        <w:rPr>
+          <w:rStyle w:val="HTMLCode"/>
+        </w:rPr>
+        <w:t xml:space="preserve">  $49</w:t>
       </w:r>
     </w:p>
     <w:p>
@@ -2084,7 +2110,7 @@
           </mc:Choice>
           <mc:Fallback>
             <w:pict>
-              <v:rect w14:anchorId="47516C3B" id="Rectangle 10" o:spid="_x0000_s1026" style="width:468pt;height:.1pt;visibility:visible;mso-wrap-style:square;mso-left-percent:-10001;mso-top-percent:-10001;mso-position-horizontal:absolute;mso-position-horizontal-relative:char;mso-position-vertical:absolute;mso-position-vertical-relative:line;mso-left-percent:-10001;mso-top-percent:-10001;v-text-anchor:top" o:gfxdata="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" filled="f">
+              <v:rect w14:anchorId="47516C3B" id="Rectangle 10" o:spid="_x0000_s1026" style="width:468pt;height:.1pt;visibility:visible;mso-wrap-style:square;mso-left-percent:-10001;mso-top-percent:-10001;mso-position-horizontal:absolute;mso-position-horizontal-relative:char;mso-position-vertical:absolute;mso-position-vertical-relative:line;mso-left-percent:-10001;mso-top-percent:-10001;v-text-anchor:top" o:gfxdata="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" filled="f">
                 <w10:anchorlock/>
               </v:rect>
             </w:pict>
@@ -2249,7 +2275,7 @@
           </mc:Choice>
           <mc:Fallback>
             <w:pict>
-              <v:rect w14:anchorId="7ADF125A" id="Rectangle 9" o:spid="_x0000_s1026" style="width:468pt;height:.1pt;visibility:visible;mso-wrap-style:square;mso-left-percent:-10001;mso-top-percent:-10001;mso-position-horizontal:absolute;mso-position-horizontal-relative:char;mso-position-vertical:absolute;mso-position-vertical-relative:line;mso-left-percent:-10001;mso-top-percent:-10001;v-text-anchor:top" o:gfxdata="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" filled="f">
+              <v:rect w14:anchorId="7ADF125A" id="Rectangle 9" o:spid="_x0000_s1026" style="width:468pt;height:.1pt;visibility:visible;mso-wrap-style:square;mso-left-percent:-10001;mso-top-percent:-10001;mso-position-horizontal:absolute;mso-position-horizontal-relative:char;mso-position-vertical:absolute;mso-position-vertical-relative:line;mso-left-percent:-10001;mso-top-percent:-10001;v-text-anchor:top" o:gfxdata="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" filled="f">
                 <w10:anchorlock/>
               </v:rect>
             </w:pict>
@@ -2268,7 +2294,6 @@
         <w:rPr>
           <w:rFonts w:eastAsia="Times New Roman"/>
         </w:rPr>
-        <w:lastRenderedPageBreak/>
         <w:t>Product Specifications Table</w:t>
       </w:r>
     </w:p>
@@ -2613,7 +2638,7 @@
           </mc:Choice>
           <mc:Fallback>
             <w:pict>
-              <v:rect w14:anchorId="2A006C1D" id="Rectangle 8" o:spid="_x0000_s1026" style="width:468pt;height:.1pt;visibility:visible;mso-wrap-style:square;mso-left-percent:-10001;mso-top-percent:-10001;mso-position-horizontal:absolute;mso-position-horizontal-relative:char;mso-position-vertical:absolute;mso-position-vertical-relative:line;mso-left-percent:-10001;mso-top-percent:-10001;v-text-anchor:top" o:gfxdata="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" filled="f">
+              <v:rect w14:anchorId="2A006C1D" id="Rectangle 8" o:spid="_x0000_s1026" style="width:468pt;height:.1pt;visibility:visible;mso-wrap-style:square;mso-left-percent:-10001;mso-top-percent:-10001;mso-position-horizontal:absolute;mso-position-horizontal-relative:char;mso-position-vertical:absolute;mso-position-vertical-relative:line;mso-left-percent:-10001;mso-top-percent:-10001;v-text-anchor:top" o:gfxdata="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" filled="f">
                 <w10:anchorlock/>
               </v:rect>
             </w:pict>
@@ -2788,7 +2813,7 @@
           </mc:Choice>
           <mc:Fallback>
             <w:pict>
-              <v:rect w14:anchorId="22499C14" id="Rectangle 7" o:spid="_x0000_s1026" style="width:468pt;height:.1pt;visibility:visible;mso-wrap-style:square;mso-left-percent:-10001;mso-top-percent:-10001;mso-position-horizontal:absolute;mso-position-horizontal-relative:char;mso-position-vertical:absolute;mso-position-vertical-relative:line;mso-left-percent:-10001;mso-top-percent:-10001;v-text-anchor:top" o:gfxdata="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" filled="f">
+              <v:rect w14:anchorId="22499C14" id="Rectangle 7" o:spid="_x0000_s1026" style="width:468pt;height:.1pt;visibility:visible;mso-wrap-style:square;mso-left-percent:-10001;mso-top-percent:-10001;mso-position-horizontal:absolute;mso-position-horizontal-relative:char;mso-position-vertical:absolute;mso-position-vertical-relative:line;mso-left-percent:-10001;mso-top-percent:-10001;v-text-anchor:top" o:gfxdata="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" filled="f">
                 <w10:anchorlock/>
               </v:rect>
             </w:pict>
@@ -2909,7 +2934,6 @@
           <w:rFonts w:eastAsia="Times New Roman"/>
           <w:noProof/>
         </w:rPr>
-        <w:lastRenderedPageBreak/>
         <mc:AlternateContent>
           <mc:Choice Requires="wps">
             <w:drawing>
@@ -2963,7 +2987,7 @@
           </mc:Choice>
           <mc:Fallback>
             <w:pict>
-              <v:rect w14:anchorId="5E0FFD86" id="Rectangle 24" o:spid="_x0000_s1026" style="width:468pt;height:.1pt;visibility:visible;mso-wrap-style:square;mso-left-percent:-10001;mso-top-percent:-10001;mso-position-horizontal:absolute;mso-position-horizontal-relative:char;mso-position-vertical:absolute;mso-position-vertical-relative:line;mso-left-percent:-10001;mso-top-percent:-10001;v-text-anchor:top" o:gfxdata="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" filled="f">
+              <v:rect w14:anchorId="5E0FFD86" id="Rectangle 24" o:spid="_x0000_s1026" style="width:468pt;height:.1pt;visibility:visible;mso-wrap-style:square;mso-left-percent:-10001;mso-top-percent:-10001;mso-position-horizontal:absolute;mso-position-horizontal-relative:char;mso-position-vertical:absolute;mso-position-vertical-relative:line;mso-left-percent:-10001;mso-top-percent:-10001;v-text-anchor:top" o:gfxdata="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" filled="f">
                 <w10:anchorlock/>
               </v:rect>
             </w:pict>
@@ -3094,7 +3118,7 @@
           </mc:Choice>
           <mc:Fallback>
             <w:pict>
-              <v:rect w14:anchorId="1D94F5BF" id="Rectangle 21" o:spid="_x0000_s1026" style="width:468pt;height:.1pt;visibility:visible;mso-wrap-style:square;mso-left-percent:-10001;mso-top-percent:-10001;mso-position-horizontal:absolute;mso-position-horizontal-relative:char;mso-position-vertical:absolute;mso-position-vertical-relative:line;mso-left-percent:-10001;mso-top-percent:-10001;v-text-anchor:top" o:gfxdata="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" filled="f">
+              <v:rect w14:anchorId="1D94F5BF" id="Rectangle 21" o:spid="_x0000_s1026" style="width:468pt;height:.1pt;visibility:visible;mso-wrap-style:square;mso-left-percent:-10001;mso-top-percent:-10001;mso-position-horizontal:absolute;mso-position-horizontal-relative:char;mso-position-vertical:absolute;mso-position-vertical-relative:line;mso-left-percent:-10001;mso-top-percent:-10001;v-text-anchor:top" o:gfxdata="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" filled="f">
                 <w10:anchorlock/>
               </v:rect>
             </w:pict>
@@ -3366,7 +3390,7 @@
           </mc:Choice>
           <mc:Fallback>
             <w:pict>
-              <v:rect w14:anchorId="1315223C" id="Rectangle 22" o:spid="_x0000_s1026" style="width:468pt;height:.1pt;visibility:visible;mso-wrap-style:square;mso-left-percent:-10001;mso-top-percent:-10001;mso-position-horizontal:absolute;mso-position-horizontal-relative:char;mso-position-vertical:absolute;mso-position-vertical-relative:line;mso-left-percent:-10001;mso-top-percent:-10001;v-text-anchor:top" o:gfxdata="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" filled="f">
+              <v:rect w14:anchorId="1315223C" id="Rectangle 22" o:spid="_x0000_s1026" style="width:468pt;height:.1pt;visibility:visible;mso-wrap-style:square;mso-left-percent:-10001;mso-top-percent:-10001;mso-position-horizontal:absolute;mso-position-horizontal-relative:char;mso-position-vertical:absolute;mso-position-vertical-relative:line;mso-left-percent:-10001;mso-top-percent:-10001;v-text-anchor:top" o:gfxdata="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" filled="f">
                 <w10:anchorlock/>
               </v:rect>
             </w:pict>
@@ -3431,7 +3455,21 @@
         <w:rPr>
           <w:rStyle w:val="HTMLCode"/>
         </w:rPr>
-        <w:t>Add Product To Cart</w:t>
+        <w:t xml:space="preserve">Add Product </w:t>
+      </w:r>
+      <w:proofErr w:type="gramStart"/>
+      <w:r>
+        <w:rPr>
+          <w:rStyle w:val="HTMLCode"/>
+        </w:rPr>
+        <w:t>To</w:t>
+      </w:r>
+      <w:proofErr w:type="gramEnd"/>
+      <w:r>
+        <w:rPr>
+          <w:rStyle w:val="HTMLCode"/>
+        </w:rPr>
+        <w:t xml:space="preserve"> Cart</w:t>
       </w:r>
     </w:p>
     <w:p>
@@ -3584,7 +3622,7 @@
           </mc:Choice>
           <mc:Fallback>
             <w:pict>
-              <v:rect w14:anchorId="6D1CFF58" id="Rectangle 23" o:spid="_x0000_s1026" style="width:468pt;height:.1pt;visibility:visible;mso-wrap-style:square;mso-left-percent:-10001;mso-top-percent:-10001;mso-position-horizontal:absolute;mso-position-horizontal-relative:char;mso-position-vertical:absolute;mso-position-vertical-relative:line;mso-left-percent:-10001;mso-top-percent:-10001;v-text-anchor:top" o:gfxdata="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" filled="f">
+              <v:rect w14:anchorId="6D1CFF58" id="Rectangle 23" o:spid="_x0000_s1026" style="width:468pt;height:.1pt;visibility:visible;mso-wrap-style:square;mso-left-percent:-10001;mso-top-percent:-10001;mso-position-horizontal:absolute;mso-position-horizontal-relative:char;mso-position-vertical:absolute;mso-position-vertical-relative:line;mso-left-percent:-10001;mso-top-percent:-10001;v-text-anchor:top" o:gfxdata="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" filled="f">
                 <w10:anchorlock/>
               </v:rect>
             </w:pict>
@@ -3601,7 +3639,6 @@
           <w:rFonts w:eastAsia="Times New Roman"/>
           <w:noProof/>
         </w:rPr>
-        <w:lastRenderedPageBreak/>
         <mc:AlternateContent>
           <mc:Choice Requires="wps">
             <w:drawing>
@@ -3655,7 +3692,7 @@
           </mc:Choice>
           <mc:Fallback>
             <w:pict>
-              <v:rect w14:anchorId="376CCBE2" id="Rectangle 25" o:spid="_x0000_s1026" style="width:468pt;height:.1pt;visibility:visible;mso-wrap-style:square;mso-left-percent:-10001;mso-top-percent:-10001;mso-position-horizontal:absolute;mso-position-horizontal-relative:char;mso-position-vertical:absolute;mso-position-vertical-relative:line;mso-left-percent:-10001;mso-top-percent:-10001;v-text-anchor:top" o:gfxdata="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" filled="f">
+              <v:rect w14:anchorId="376CCBE2" id="Rectangle 25" o:spid="_x0000_s1026" style="width:468pt;height:.1pt;visibility:visible;mso-wrap-style:square;mso-left-percent:-10001;mso-top-percent:-10001;mso-position-horizontal:absolute;mso-position-horizontal-relative:char;mso-position-vertical:absolute;mso-position-vertical-relative:line;mso-left-percent:-10001;mso-top-percent:-10001;v-text-anchor:top" o:gfxdata="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" filled="f">
                 <w10:anchorlock/>
               </v:rect>
             </w:pict>
@@ -3906,7 +3943,7 @@
           </mc:Choice>
           <mc:Fallback>
             <w:pict>
-              <v:rect w14:anchorId="0E2F0634" id="Rectangle 3" o:spid="_x0000_s1026" style="width:468pt;height:.1pt;visibility:visible;mso-wrap-style:square;mso-left-percent:-10001;mso-top-percent:-10001;mso-position-horizontal:absolute;mso-position-horizontal-relative:char;mso-position-vertical:absolute;mso-position-vertical-relative:line;mso-left-percent:-10001;mso-top-percent:-10001;v-text-anchor:top" o:gfxdata="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" filled="f">
+              <v:rect w14:anchorId="0E2F0634" id="Rectangle 3" o:spid="_x0000_s1026" style="width:468pt;height:.1pt;visibility:visible;mso-wrap-style:square;mso-left-percent:-10001;mso-top-percent:-10001;mso-position-horizontal:absolute;mso-position-horizontal-relative:char;mso-position-vertical:absolute;mso-position-vertical-relative:line;mso-left-percent:-10001;mso-top-percent:-10001;v-text-anchor:top" o:gfxdata="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" filled="f">
                 <w10:anchorlock/>
               </v:rect>
             </w:pict>
@@ -4124,7 +4161,7 @@
           </mc:Choice>
           <mc:Fallback>
             <w:pict>
-              <v:rect w14:anchorId="6F9A2938" id="Rectangle 2" o:spid="_x0000_s1026" style="width:468pt;height:.1pt;visibility:visible;mso-wrap-style:square;mso-left-percent:-10001;mso-top-percent:-10001;mso-position-horizontal:absolute;mso-position-horizontal-relative:char;mso-position-vertical:absolute;mso-position-vertical-relative:line;mso-left-percent:-10001;mso-top-percent:-10001;v-text-anchor:top" o:gfxdata="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" filled="f">
+              <v:rect w14:anchorId="6F9A2938" id="Rectangle 2" o:spid="_x0000_s1026" style="width:468pt;height:.1pt;visibility:visible;mso-wrap-style:square;mso-left-percent:-10001;mso-top-percent:-10001;mso-position-horizontal:absolute;mso-position-horizontal-relative:char;mso-position-vertical:absolute;mso-position-vertical-relative:line;mso-left-percent:-10001;mso-top-percent:-10001;v-text-anchor:top" o:gfxdata="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" filled="f">
                 <w10:anchorlock/>
               </v:rect>
             </w:pict>
@@ -4143,7 +4180,6 @@
         <w:rPr>
           <w:rFonts w:eastAsia="Times New Roman"/>
         </w:rPr>
-        <w:lastRenderedPageBreak/>
         <w:t>Design Principles</w:t>
       </w:r>
     </w:p>
@@ -4264,12 +4300,14 @@
           <w:rFonts w:eastAsia="Times New Roman"/>
         </w:rPr>
       </w:pPr>
+      <w:proofErr w:type="spellStart"/>
       <w:r>
         <w:rPr>
           <w:rFonts w:eastAsia="Times New Roman"/>
         </w:rPr>
         <w:t>Glassmorphism</w:t>
       </w:r>
+      <w:proofErr w:type="spellEnd"/>
     </w:p>
     <w:p>
       <w:pPr>
@@ -4470,7 +4508,7 @@
           </mc:Choice>
           <mc:Fallback>
             <w:pict>
-              <v:rect w14:anchorId="5E45C890" id="Rectangle 1" o:spid="_x0000_s1026" style="width:468pt;height:.1pt;visibility:visible;mso-wrap-style:square;mso-left-percent:-10001;mso-top-percent:-10001;mso-position-horizontal:absolute;mso-position-horizontal-relative:char;mso-position-vertical:absolute;mso-position-vertical-relative:line;mso-left-percent:-10001;mso-top-percent:-10001;v-text-anchor:top" o:gfxdata="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" filled="f">
+              <v:rect w14:anchorId="5E45C890" id="Rectangle 1" o:spid="_x0000_s1026" style="width:468pt;height:.1pt;visibility:visible;mso-wrap-style:square;mso-left-percent:-10001;mso-top-percent:-10001;mso-position-horizontal:absolute;mso-position-horizontal-relative:char;mso-position-vertical:absolute;mso-position-vertical-relative:line;mso-left-percent:-10001;mso-top-percent:-10001;v-text-anchor:top" o:gfxdata="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" filled="f">
                 <w10:anchorlock/>
               </v:rect>
             </w:pict>
@@ -4730,7 +4768,29 @@
         <w:t>P is the final content page before customer contact.</w:t>
       </w:r>
     </w:p>
-    <w:p/>
+    <w:p>
+      <w:r>
+        <w:t>&lt;article</w:t>
+      </w:r>
+    </w:p>
+    <w:p>
+      <w:r>
+        <w:t xml:space="preserve">    class="product-card"</w:t>
+      </w:r>
+    </w:p>
+    <w:p>
+      <w:r>
+        <w:t xml:space="preserve">    onclick="</w:t>
+      </w:r>
+      <w:proofErr w:type="gramStart"/>
+      <w:r>
+        <w:t>location.href</w:t>
+      </w:r>
+      <w:proofErr w:type="gramEnd"/>
+      <w:r>
+        <w:t>='../../pdp/product-details.html?id=${product.id}'"&gt;</w:t>
+      </w:r>
+    </w:p>
     <w:sectPr>
       <w:pgSz w:w="12240" w:h="15840"/>
       <w:pgMar w:top="1440" w:right="1440" w:bottom="1440" w:left="1440" w:header="720" w:footer="720" w:gutter="0"/>
@@ -4742,7 +4802,7 @@
 </file>
 
 <file path=word/endnotes.xml><?xml version="1.0" encoding="utf-8"?>
-<w:endnotes xmlns:wpc="http://schemas.microsoft.com/office/word/2010/wordprocessingCanvas" xmlns:cx="http://schemas.microsoft.com/office/drawing/2014/chartex" xmlns:cx1="http://schemas.microsoft.com/office/drawing/2015/9/8/chartex" xmlns:cx2="http://schemas.microsoft.com/office/drawing/2015/10/21/chartex" xmlns:cx3="http://schemas.microsoft.com/office/drawing/2016/5/9/chartex" xmlns:cx4="http://schemas.microsoft.com/office/drawing/2016/5/10/chartex" xmlns:cx5="http://schemas.microsoft.com/office/drawing/2016/5/11/chartex" xmlns:cx6="http://schemas.microsoft.com/office/drawing/2016/5/12/chartex" xmlns:cx7="http://schemas.microsoft.com/office/drawing/2016/5/13/chartex" xmlns:cx8="http://schemas.microsoft.com/office/drawing/2016/5/14/chartex" xmlns:mc="http://schemas.openxmlformats.org/markup-compatibility/2006" xmlns:aink="http://schemas.microsoft.com/office/drawing/2016/ink" xmlns:am3d="http://schemas.microsoft.com/office/drawing/2017/model3d" xmlns:o="urn:schemas-microsoft-com:office:office" xmlns:oel="http://schemas.microsoft.com/office/2019/extlst" xmlns:r="http://schemas.openxmlformats.org/officeDocument/2006/relationships" xmlns:m="http://schemas.openxmlformats.org/officeDocument/2006/math" xmlns:v="urn:schemas-microsoft-com:vml" xmlns:wp14="http://schemas.microsoft.com/office/word/2010/wordprocessingDrawing" xmlns:wp="http://schemas.openxmlformats.org/drawingml/2006/wordprocessingDrawing" xmlns:w10="urn:schemas-microsoft-com:office:word" xmlns:w="http://schemas.openxmlformats.org/wordprocessingml/2006/main" xmlns:w14="http://schemas.microsoft.com/office/word/2010/wordml" xmlns:w15="http://schemas.microsoft.com/office/word/2012/wordml" xmlns:w16cex="http://schemas.microsoft.com/office/word/2018/wordml/cex" xmlns:w16cid="http://schemas.microsoft.com/office/word/2016/wordml/cid" xmlns:w16="http://schemas.microsoft.com/office/word/2018/wordml" xmlns:w16sdtdh="http://schemas.microsoft.com/office/word/2020/wordml/sdtdatahash" xmlns:w16se="http://schemas.microsoft.com/office/word/2015/wordml/symex" xmlns:wpg="http://schemas.microsoft.com/office/word/2010/wordprocessingGroup" xmlns:wpi="http://schemas.microsoft.com/office/word/2010/wordprocessingInk" xmlns:wne="http://schemas.microsoft.com/office/word/2006/wordml" xmlns:wps="http://schemas.microsoft.com/office/word/2010/wordprocessingShape" mc:Ignorable="w14 w15 w16se w16cid w16 w16cex w16sdtdh wp14">
+<w:endnotes xmlns:wpc="http://schemas.microsoft.com/office/word/2010/wordprocessingCanvas" xmlns:cx="http://schemas.microsoft.com/office/drawing/2014/chartex" xmlns:cx1="http://schemas.microsoft.com/office/drawing/2015/9/8/chartex" xmlns:cx2="http://schemas.microsoft.com/office/drawing/2015/10/21/chartex" xmlns:cx3="http://schemas.microsoft.com/office/drawing/2016/5/9/chartex" xmlns:cx4="http://schemas.microsoft.com/office/drawing/2016/5/10/chartex" xmlns:cx5="http://schemas.microsoft.com/office/drawing/2016/5/11/chartex" xmlns:cx6="http://schemas.microsoft.com/office/drawing/2016/5/12/chartex" xmlns:cx7="http://schemas.microsoft.com/office/drawing/2016/5/13/chartex" xmlns:cx8="http://schemas.microsoft.com/office/drawing/2016/5/14/chartex" xmlns:mc="http://schemas.openxmlformats.org/markup-compatibility/2006" xmlns:aink="http://schemas.microsoft.com/office/drawing/2016/ink" xmlns:am3d="http://schemas.microsoft.com/office/drawing/2017/model3d" xmlns:o="urn:schemas-microsoft-com:office:office" xmlns:oel="http://schemas.microsoft.com/office/2019/extlst" xmlns:r="http://schemas.openxmlformats.org/officeDocument/2006/relationships" xmlns:m="http://schemas.openxmlformats.org/officeDocument/2006/math" xmlns:v="urn:schemas-microsoft-com:vml" xmlns:wp14="http://schemas.microsoft.com/office/word/2010/wordprocessingDrawing" xmlns:wp="http://schemas.openxmlformats.org/drawingml/2006/wordprocessingDrawing" xmlns:w10="urn:schemas-microsoft-com:office:word" xmlns:w="http://schemas.openxmlformats.org/wordprocessingml/2006/main" xmlns:w14="http://schemas.microsoft.com/office/word/2010/wordml" xmlns:w15="http://schemas.microsoft.com/office/word/2012/wordml" xmlns:w16cex="http://schemas.microsoft.com/office/word/2018/wordml/cex" xmlns:w16cid="http://schemas.microsoft.com/office/word/2016/wordml/cid" xmlns:w16="http://schemas.microsoft.com/office/word/2018/wordml" xmlns:w16du="http://schemas.microsoft.com/office/word/2023/wordml/word16du" xmlns:w16sdtdh="http://schemas.microsoft.com/office/word/2020/wordml/sdtdatahash" xmlns:w16sdtfl="http://schemas.microsoft.com/office/word/2024/wordml/sdtformatlock" xmlns:w16se="http://schemas.microsoft.com/office/word/2015/wordml/symex" xmlns:wpg="http://schemas.microsoft.com/office/word/2010/wordprocessingGroup" xmlns:wpi="http://schemas.microsoft.com/office/word/2010/wordprocessingInk" xmlns:wne="http://schemas.microsoft.com/office/word/2006/wordml" xmlns:wps="http://schemas.microsoft.com/office/word/2010/wordprocessingShape" mc:Ignorable="w14 w15 w16se w16cid w16 w16cex w16sdtdh w16sdtfl w16du wp14">
   <w:endnote w:type="separator" w:id="-1">
     <w:p>
       <w:pPr>
@@ -4767,7 +4827,7 @@
 </file>
 
 <file path=word/footnotes.xml><?xml version="1.0" encoding="utf-8"?>
-<w:footnotes xmlns:wpc="http://schemas.microsoft.com/office/word/2010/wordprocessingCanvas" xmlns:cx="http://schemas.microsoft.com/office/drawing/2014/chartex" xmlns:cx1="http://schemas.microsoft.com/office/drawing/2015/9/8/chartex" xmlns:cx2="http://schemas.microsoft.com/office/drawing/2015/10/21/chartex" xmlns:cx3="http://schemas.microsoft.com/office/drawing/2016/5/9/chartex" xmlns:cx4="http://schemas.microsoft.com/office/drawing/2016/5/10/chartex" xmlns:cx5="http://schemas.microsoft.com/office/drawing/2016/5/11/chartex" xmlns:cx6="http://schemas.microsoft.com/office/drawing/2016/5/12/chartex" xmlns:cx7="http://schemas.microsoft.com/office/drawing/2016/5/13/chartex" xmlns:cx8="http://schemas.microsoft.com/office/drawing/2016/5/14/chartex" xmlns:mc="http://schemas.openxmlformats.org/markup-compatibility/2006" xmlns:aink="http://schemas.microsoft.com/office/drawing/2016/ink" xmlns:am3d="http://schemas.microsoft.com/office/drawing/2017/model3d" xmlns:o="urn:schemas-microsoft-com:office:office" xmlns:oel="http://schemas.microsoft.com/office/2019/extlst" xmlns:r="http://schemas.openxmlformats.org/officeDocument/2006/relationships" xmlns:m="http://schemas.openxmlformats.org/officeDocument/2006/math" xmlns:v="urn:schemas-microsoft-com:vml" xmlns:wp14="http://schemas.microsoft.com/office/word/2010/wordprocessingDrawing" xmlns:wp="http://schemas.openxmlformats.org/drawingml/2006/wordprocessingDrawing" xmlns:w10="urn:schemas-microsoft-com:office:word" xmlns:w="http://schemas.openxmlformats.org/wordprocessingml/2006/main" xmlns:w14="http://schemas.microsoft.com/office/word/2010/wordml" xmlns:w15="http://schemas.microsoft.com/office/word/2012/wordml" xmlns:w16cex="http://schemas.microsoft.com/office/word/2018/wordml/cex" xmlns:w16cid="http://schemas.microsoft.com/office/word/2016/wordml/cid" xmlns:w16="http://schemas.microsoft.com/office/word/2018/wordml" xmlns:w16sdtdh="http://schemas.microsoft.com/office/word/2020/wordml/sdtdatahash" xmlns:w16se="http://schemas.microsoft.com/office/word/2015/wordml/symex" xmlns:wpg="http://schemas.microsoft.com/office/word/2010/wordprocessingGroup" xmlns:wpi="http://schemas.microsoft.com/office/word/2010/wordprocessingInk" xmlns:wne="http://schemas.microsoft.com/office/word/2006/wordml" xmlns:wps="http://schemas.microsoft.com/office/word/2010/wordprocessingShape" mc:Ignorable="w14 w15 w16se w16cid w16 w16cex w16sdtdh wp14">
+<w:footnotes xmlns:wpc="http://schemas.microsoft.com/office/word/2010/wordprocessingCanvas" xmlns:cx="http://schemas.microsoft.com/office/drawing/2014/chartex" xmlns:cx1="http://schemas.microsoft.com/office/drawing/2015/9/8/chartex" xmlns:cx2="http://schemas.microsoft.com/office/drawing/2015/10/21/chartex" xmlns:cx3="http://schemas.microsoft.com/office/drawing/2016/5/9/chartex" xmlns:cx4="http://schemas.microsoft.com/office/drawing/2016/5/10/chartex" xmlns:cx5="http://schemas.microsoft.com/office/drawing/2016/5/11/chartex" xmlns:cx6="http://schemas.microsoft.com/office/drawing/2016/5/12/chartex" xmlns:cx7="http://schemas.microsoft.com/office/drawing/2016/5/13/chartex" xmlns:cx8="http://schemas.microsoft.com/office/drawing/2016/5/14/chartex" xmlns:mc="http://schemas.openxmlformats.org/markup-compatibility/2006" xmlns:aink="http://schemas.microsoft.com/office/drawing/2016/ink" xmlns:am3d="http://schemas.microsoft.com/office/drawing/2017/model3d" xmlns:o="urn:schemas-microsoft-com:office:office" xmlns:oel="http://schemas.microsoft.com/office/2019/extlst" xmlns:r="http://schemas.openxmlformats.org/officeDocument/2006/relationships" xmlns:m="http://schemas.openxmlformats.org/officeDocument/2006/math" xmlns:v="urn:schemas-microsoft-com:vml" xmlns:wp14="http://schemas.microsoft.com/office/word/2010/wordprocessingDrawing" xmlns:wp="http://schemas.openxmlformats.org/drawingml/2006/wordprocessingDrawing" xmlns:w10="urn:schemas-microsoft-com:office:word" xmlns:w="http://schemas.openxmlformats.org/wordprocessingml/2006/main" xmlns:w14="http://schemas.microsoft.com/office/word/2010/wordml" xmlns:w15="http://schemas.microsoft.com/office/word/2012/wordml" xmlns:w16cex="http://schemas.microsoft.com/office/word/2018/wordml/cex" xmlns:w16cid="http://schemas.microsoft.com/office/word/2016/wordml/cid" xmlns:w16="http://schemas.microsoft.com/office/word/2018/wordml" xmlns:w16du="http://schemas.microsoft.com/office/word/2023/wordml/word16du" xmlns:w16sdtdh="http://schemas.microsoft.com/office/word/2020/wordml/sdtdatahash" xmlns:w16sdtfl="http://schemas.microsoft.com/office/word/2024/wordml/sdtformatlock" xmlns:w16se="http://schemas.microsoft.com/office/word/2015/wordml/symex" xmlns:wpg="http://schemas.microsoft.com/office/word/2010/wordprocessingGroup" xmlns:wpi="http://schemas.microsoft.com/office/word/2010/wordprocessingInk" xmlns:wne="http://schemas.microsoft.com/office/word/2006/wordml" xmlns:wps="http://schemas.microsoft.com/office/word/2010/wordprocessingShape" mc:Ignorable="w14 w15 w16se w16cid w16 w16cex w16sdtdh w16sdtfl w16du wp14">
   <w:footnote w:type="separator" w:id="-1">
     <w:p>
       <w:pPr>
@@ -4792,7 +4852,7 @@
 </file>
 
 <file path=word/numbering.xml><?xml version="1.0" encoding="utf-8"?>
-<w:numbering xmlns:wpc="http://schemas.microsoft.com/office/word/2010/wordprocessingCanvas" xmlns:cx="http://schemas.microsoft.com/office/drawing/2014/chartex" xmlns:cx1="http://schemas.microsoft.com/office/drawing/2015/9/8/chartex" xmlns:cx2="http://schemas.microsoft.com/office/drawing/2015/10/21/chartex" xmlns:cx3="http://schemas.microsoft.com/office/drawing/2016/5/9/chartex" xmlns:cx4="http://schemas.microsoft.com/office/drawing/2016/5/10/chartex" xmlns:cx5="http://schemas.microsoft.com/office/drawing/2016/5/11/chartex" xmlns:cx6="http://schemas.microsoft.com/office/drawing/2016/5/12/chartex" xmlns:cx7="http://schemas.microsoft.com/office/drawing/2016/5/13/chartex" xmlns:cx8="http://schemas.microsoft.com/office/drawing/2016/5/14/chartex" xmlns:mc="http://schemas.openxmlformats.org/markup-compatibility/2006" xmlns:aink="http://schemas.microsoft.com/office/drawing/2016/ink" xmlns:am3d="http://schemas.microsoft.com/office/drawing/2017/model3d" xmlns:o="urn:schemas-microsoft-com:office:office" xmlns:oel="http://schemas.microsoft.com/office/2019/extlst" xmlns:r="http://schemas.openxmlformats.org/officeDocument/2006/relationships" xmlns:m="http://schemas.openxmlformats.org/officeDocument/2006/math" xmlns:v="urn:schemas-microsoft-com:vml" xmlns:wp14="http://schemas.microsoft.com/office/word/2010/wordprocessingDrawing" xmlns:wp="http://schemas.openxmlformats.org/drawingml/2006/wordprocessingDrawing" xmlns:w10="urn:schemas-microsoft-com:office:word" xmlns:w="http://schemas.openxmlformats.org/wordprocessingml/2006/main" xmlns:w14="http://schemas.microsoft.com/office/word/2010/wordml" xmlns:w15="http://schemas.microsoft.com/office/word/2012/wordml" xmlns:w16cex="http://schemas.microsoft.com/office/word/2018/wordml/cex" xmlns:w16cid="http://schemas.microsoft.com/office/word/2016/wordml/cid" xmlns:w16="http://schemas.microsoft.com/office/word/2018/wordml" xmlns:w16sdtdh="http://schemas.microsoft.com/office/word/2020/wordml/sdtdatahash" xmlns:w16se="http://schemas.microsoft.com/office/word/2015/wordml/symex" xmlns:wpg="http://schemas.microsoft.com/office/word/2010/wordprocessingGroup" xmlns:wpi="http://schemas.microsoft.com/office/word/2010/wordprocessingInk" xmlns:wne="http://schemas.microsoft.com/office/word/2006/wordml" xmlns:wps="http://schemas.microsoft.com/office/word/2010/wordprocessingShape" mc:Ignorable="w14 w15 w16se w16cid w16 w16cex w16sdtdh wp14">
+<w:numbering xmlns:wpc="http://schemas.microsoft.com/office/word/2010/wordprocessingCanvas" xmlns:cx="http://schemas.microsoft.com/office/drawing/2014/chartex" xmlns:cx1="http://schemas.microsoft.com/office/drawing/2015/9/8/chartex" xmlns:cx2="http://schemas.microsoft.com/office/drawing/2015/10/21/chartex" xmlns:cx3="http://schemas.microsoft.com/office/drawing/2016/5/9/chartex" xmlns:cx4="http://schemas.microsoft.com/office/drawing/2016/5/10/chartex" xmlns:cx5="http://schemas.microsoft.com/office/drawing/2016/5/11/chartex" xmlns:cx6="http://schemas.microsoft.com/office/drawing/2016/5/12/chartex" xmlns:cx7="http://schemas.microsoft.com/office/drawing/2016/5/13/chartex" xmlns:cx8="http://schemas.microsoft.com/office/drawing/2016/5/14/chartex" xmlns:mc="http://schemas.openxmlformats.org/markup-compatibility/2006" xmlns:aink="http://schemas.microsoft.com/office/drawing/2016/ink" xmlns:am3d="http://schemas.microsoft.com/office/drawing/2017/model3d" xmlns:o="urn:schemas-microsoft-com:office:office" xmlns:oel="http://schemas.microsoft.com/office/2019/extlst" xmlns:r="http://schemas.openxmlformats.org/officeDocument/2006/relationships" xmlns:m="http://schemas.openxmlformats.org/officeDocument/2006/math" xmlns:v="urn:schemas-microsoft-com:vml" xmlns:wp14="http://schemas.microsoft.com/office/word/2010/wordprocessingDrawing" xmlns:wp="http://schemas.openxmlformats.org/drawingml/2006/wordprocessingDrawing" xmlns:w10="urn:schemas-microsoft-com:office:word" xmlns:w="http://schemas.openxmlformats.org/wordprocessingml/2006/main" xmlns:w14="http://schemas.microsoft.com/office/word/2010/wordml" xmlns:w15="http://schemas.microsoft.com/office/word/2012/wordml" xmlns:w16cex="http://schemas.microsoft.com/office/word/2018/wordml/cex" xmlns:w16cid="http://schemas.microsoft.com/office/word/2016/wordml/cid" xmlns:w16="http://schemas.microsoft.com/office/word/2018/wordml" xmlns:w16du="http://schemas.microsoft.com/office/word/2023/wordml/word16du" xmlns:w16sdtdh="http://schemas.microsoft.com/office/word/2020/wordml/sdtdatahash" xmlns:w16sdtfl="http://schemas.microsoft.com/office/word/2024/wordml/sdtformatlock" xmlns:w16se="http://schemas.microsoft.com/office/word/2015/wordml/symex" xmlns:wpg="http://schemas.microsoft.com/office/word/2010/wordprocessingGroup" xmlns:wpi="http://schemas.microsoft.com/office/word/2010/wordprocessingInk" xmlns:wne="http://schemas.microsoft.com/office/word/2006/wordml" xmlns:wps="http://schemas.microsoft.com/office/word/2010/wordprocessingShape" mc:Ignorable="w14 w15 w16se w16cid w16 w16cex w16sdtdh w16sdtfl w16du wp14">
   <w:abstractNum w:abstractNumId="0" w15:restartNumberingAfterBreak="0">
     <w:nsid w:val="02C87363"/>
     <w:multiLevelType w:val="multilevel"/>
@@ -7685,7 +7745,7 @@
 </file>
 
 <file path=word/styles.xml><?xml version="1.0" encoding="utf-8"?>
-<w:styles xmlns:mc="http://schemas.openxmlformats.org/markup-compatibility/2006" xmlns:r="http://schemas.openxmlformats.org/officeDocument/2006/relationships" xmlns:w="http://schemas.openxmlformats.org/wordprocessingml/2006/main" xmlns:w14="http://schemas.microsoft.com/office/word/2010/wordml" xmlns:w15="http://schemas.microsoft.com/office/word/2012/wordml" xmlns:w16cex="http://schemas.microsoft.com/office/word/2018/wordml/cex" xmlns:w16cid="http://schemas.microsoft.com/office/word/2016/wordml/cid" xmlns:w16="http://schemas.microsoft.com/office/word/2018/wordml" xmlns:w16sdtdh="http://schemas.microsoft.com/office/word/2020/wordml/sdtdatahash" xmlns:w16se="http://schemas.microsoft.com/office/word/2015/wordml/symex" mc:Ignorable="w14 w15 w16se w16cid w16 w16cex w16sdtdh">
+<w:styles xmlns:mc="http://schemas.openxmlformats.org/markup-compatibility/2006" xmlns:r="http://schemas.openxmlformats.org/officeDocument/2006/relationships" xmlns:w="http://schemas.openxmlformats.org/wordprocessingml/2006/main" xmlns:w14="http://schemas.microsoft.com/office/word/2010/wordml" xmlns:w15="http://schemas.microsoft.com/office/word/2012/wordml" xmlns:w16cex="http://schemas.microsoft.com/office/word/2018/wordml/cex" xmlns:w16cid="http://schemas.microsoft.com/office/word/2016/wordml/cid" xmlns:w16="http://schemas.microsoft.com/office/word/2018/wordml" xmlns:w16du="http://schemas.microsoft.com/office/word/2023/wordml/word16du" xmlns:w16sdtdh="http://schemas.microsoft.com/office/word/2020/wordml/sdtdatahash" xmlns:w16sdtfl="http://schemas.microsoft.com/office/word/2024/wordml/sdtformatlock" xmlns:w16se="http://schemas.microsoft.com/office/word/2015/wordml/symex" mc:Ignorable="w14 w15 w16se w16cid w16 w16cex w16sdtdh w16sdtfl w16du">
   <w:docDefaults>
     <w:rPrDefault>
       <w:rPr>
